--- a/RT/РТ (УП11) пара 8 ст Ермилов Д.Е..docx
+++ b/RT/РТ (УП11) пара 8 ст Ермилов Д.Е..docx
@@ -86,7 +86,7 @@
           <w:color w:val="0F1115"/>
           <w:lang w:eastAsia="ru-RU"/>
         </w:rPr>
-        <w:t> 09.02.07 Информационные системы и программирование</w:t>
+        <w:t xml:space="preserve"> 09.02.07 Информационные системы и программирование</w:t>
       </w:r>
       <w:r>
         <w:rPr>
@@ -112,7 +112,7 @@
           <w:color w:val="0F1115"/>
           <w:lang w:eastAsia="ru-RU"/>
         </w:rPr>
-        <w:t> «</w:t>
+        <w:t xml:space="preserve"> «</w:t>
       </w:r>
       <w:r>
         <w:rPr>
@@ -154,7 +154,7 @@
           <w:color w:val="0F1115"/>
           <w:lang w:eastAsia="ru-RU"/>
         </w:rPr>
-        <w:t> 90 минут</w:t>
+        <w:t xml:space="preserve"> 90 минут</w:t>
       </w:r>
       <w:r>
         <w:rPr>
@@ -180,7 +180,7 @@
           <w:color w:val="0F1115"/>
           <w:lang w:eastAsia="ru-RU"/>
         </w:rPr>
-        <w:t> 14.10.2026</w:t>
+        <w:t xml:space="preserve"> 14.10.2026</w:t>
       </w:r>
       <w:r>
         <w:rPr>
@@ -232,7 +232,7 @@
           <w:color w:val="0F1115"/>
           <w:lang w:eastAsia="ru-RU"/>
         </w:rPr>
-        <w:t> ЗИП-1-24</w:t>
+        <w:t xml:space="preserve"> 3ИП-1-24</w:t>
       </w:r>
     </w:p>
     <w:p>
@@ -942,7 +942,7 @@
                 <w:szCs w:val="23"/>
                 <w:lang w:val="en-US" w:eastAsia="ru-RU"/>
               </w:rPr>
-              <w:t>, </w:t>
+              <w:t xml:space="preserve">, </w:t>
             </w:r>
             <w:hyperlink r:id="rId5" w:tgtFrame="_blank" w:history="1">
               <w:r>
@@ -1121,7 +1121,6 @@
           <w:color w:val="0F1115"/>
           <w:lang w:eastAsia="ru-RU"/>
         </w:rPr>
-        <w:lastRenderedPageBreak/>
         <w:t>Обосновывать свой выбор;</w:t>
       </w:r>
     </w:p>
@@ -1242,7 +1241,7 @@
           <w:color w:val="0F1115"/>
           <w:lang w:eastAsia="ru-RU"/>
         </w:rPr>
-        <w:t> — это описание структуры базы данных: таблицы, поля, связи.</w:t>
+        <w:t xml:space="preserve"> — это описание структуры базы данных: таблицы, поля, связи.</w:t>
       </w:r>
     </w:p>
     <w:p>
@@ -2218,7 +2217,6 @@
           <w:color w:val="0F1115"/>
           <w:lang w:eastAsia="ru-RU"/>
         </w:rPr>
-        <w:lastRenderedPageBreak/>
         <w:t>Алгоритм анализа:</w:t>
       </w:r>
     </w:p>
@@ -3899,7 +3897,7 @@
           <w:color w:val="0F1115"/>
           <w:lang w:eastAsia="ru-RU"/>
         </w:rPr>
-        <w:t> </w:t>
+        <w:t xml:space="preserve"> </w:t>
       </w:r>
       <w:r>
         <w:rPr>
@@ -3915,7 +3913,7 @@
           <w:color w:val="0F1115"/>
           <w:lang w:eastAsia="ru-RU"/>
         </w:rPr>
-        <w:t> </w:t>
+        <w:t xml:space="preserve"> </w:t>
       </w:r>
       <w:r>
         <w:rPr>
@@ -3933,7 +3931,7 @@
           <w:color w:val="0F1115"/>
           <w:lang w:eastAsia="ru-RU"/>
         </w:rPr>
-        <w:t> Одна большая таблица, дублирование, нет ключей.</w:t>
+        <w:t xml:space="preserve"> Одна большая таблица, дублирование, нет ключей.</w:t>
       </w:r>
     </w:p>
     <w:p>
@@ -3954,7 +3952,6 @@
           <w:color w:val="0F1115"/>
           <w:lang w:eastAsia="ru-RU"/>
         </w:rPr>
-        <w:lastRenderedPageBreak/>
         <w:t>Схема 3:</w:t>
       </w:r>
     </w:p>
@@ -4995,7 +4992,7 @@
           <w:color w:val="0F1115"/>
           <w:lang w:eastAsia="ru-RU"/>
         </w:rPr>
-        <w:t> </w:t>
+        <w:t xml:space="preserve"> </w:t>
       </w:r>
       <w:r>
         <w:rPr>
@@ -5011,7 +5008,7 @@
           <w:color w:val="0F1115"/>
           <w:lang w:eastAsia="ru-RU"/>
         </w:rPr>
-        <w:t> </w:t>
+        <w:t xml:space="preserve"> </w:t>
       </w:r>
       <w:r>
         <w:rPr>
@@ -5029,7 +5026,7 @@
           <w:color w:val="0F1115"/>
           <w:lang w:eastAsia="ru-RU"/>
         </w:rPr>
-        <w:t> 3НФ, отдельные сущности, ключи.</w:t>
+        <w:t xml:space="preserve"> 3НФ, отдельные сущности, ключи.</w:t>
       </w:r>
     </w:p>
     <w:p>
@@ -5045,9 +5042,6 @@
           <w:rFonts w:ascii="Times New Roman" w:eastAsia="Times New Roman" w:hAnsi="Times New Roman" w:cs="Times New Roman"/>
           <w:lang w:eastAsia="ru-RU"/>
         </w:rPr>
-        <w:pict w14:anchorId="65C5C2A0">
-          <v:rect id="_x0000_i1025" style="width:0;height:.75pt" o:hralign="center" o:hrstd="t" o:hr="t" fillcolor="#a0a0a0" stroked="f"/>
-        </w:pict>
       </w:r>
     </w:p>
     <w:p>
@@ -5144,7 +5138,7 @@
           <w:color w:val="0F1115"/>
           <w:lang w:eastAsia="ru-RU"/>
         </w:rPr>
-        <w:t> Создайте БД </w:t>
+        <w:t xml:space="preserve"> Создайте БД </w:t>
       </w:r>
       <w:r>
         <w:rPr>
@@ -5284,7 +5278,6 @@
           <w:szCs w:val="18"/>
           <w:lang w:eastAsia="ru-RU"/>
         </w:rPr>
-        <w:lastRenderedPageBreak/>
         <w:t>sql</w:t>
       </w:r>
     </w:p>
@@ -5421,38 +5414,6 @@
           <w:color w:val="0F1115"/>
           <w:lang w:eastAsia="ru-RU"/>
         </w:rPr>
-        <w:drawing>
-          <wp:inline xmlns:a="http://schemas.openxmlformats.org/drawingml/2006/main" xmlns:pic="http://schemas.openxmlformats.org/drawingml/2006/picture">
-            <wp:extent cx="5940000" cy="3687290"/>
-            <wp:docPr id="1" name="Picture 1"/>
-            <wp:cNvGraphicFramePr>
-              <a:graphicFrameLocks noChangeAspect="1"/>
-            </wp:cNvGraphicFramePr>
-            <a:graphic>
-              <a:graphicData uri="http://schemas.openxmlformats.org/drawingml/2006/picture">
-                <pic:pic>
-                  <pic:nvPicPr>
-                    <pic:cNvPr id="0" name="1.1.png"/>
-                    <pic:cNvPicPr/>
-                  </pic:nvPicPr>
-                  <pic:blipFill>
-                    <a:blip r:embed="rId12"/>
-                    <a:stretch>
-                      <a:fillRect/>
-                    </a:stretch>
-                  </pic:blipFill>
-                  <pic:spPr>
-                    <a:xfrm>
-                      <a:off x="0" y="0"/>
-                      <a:ext cx="5940000" cy="3687290"/>
-                    </a:xfrm>
-                    <a:prstGeom prst="rect"/>
-                  </pic:spPr>
-                </pic:pic>
-              </a:graphicData>
-            </a:graphic>
-          </wp:inline>
-        </w:drawing>
       </w:r>
     </w:p>
     <w:p>
@@ -5481,7 +5442,7 @@
           <w:color w:val="0F1115"/>
           <w:lang w:eastAsia="ru-RU"/>
         </w:rPr>
-        <w:t> Подключитесь к БД</w:t>
+        <w:t xml:space="preserve"> Подключитесь к БД</w:t>
       </w:r>
     </w:p>
     <w:p>
@@ -5746,38 +5707,6 @@
           <w:color w:val="0F1115"/>
           <w:lang w:eastAsia="ru-RU"/>
         </w:rPr>
-        <w:drawing>
-          <wp:inline xmlns:a="http://schemas.openxmlformats.org/drawingml/2006/main" xmlns:pic="http://schemas.openxmlformats.org/drawingml/2006/picture">
-            <wp:extent cx="5940000" cy="3687290"/>
-            <wp:docPr id="2" name="Picture 2"/>
-            <wp:cNvGraphicFramePr>
-              <a:graphicFrameLocks noChangeAspect="1"/>
-            </wp:cNvGraphicFramePr>
-            <a:graphic>
-              <a:graphicData uri="http://schemas.openxmlformats.org/drawingml/2006/picture">
-                <pic:pic>
-                  <pic:nvPicPr>
-                    <pic:cNvPr id="0" name="1.2.png"/>
-                    <pic:cNvPicPr/>
-                  </pic:nvPicPr>
-                  <pic:blipFill>
-                    <a:blip r:embed="rId13"/>
-                    <a:stretch>
-                      <a:fillRect/>
-                    </a:stretch>
-                  </pic:blipFill>
-                  <pic:spPr>
-                    <a:xfrm>
-                      <a:off x="0" y="0"/>
-                      <a:ext cx="5940000" cy="3687290"/>
-                    </a:xfrm>
-                    <a:prstGeom prst="rect"/>
-                  </pic:spPr>
-                </pic:pic>
-              </a:graphicData>
-            </a:graphic>
-          </wp:inline>
-        </w:drawing>
       </w:r>
     </w:p>
     <w:p>
@@ -5919,7 +5848,7 @@
           <w:color w:val="0F1115"/>
           <w:lang w:eastAsia="ru-RU"/>
         </w:rPr>
-        <w:t> Проверьте критерии:</w:t>
+        <w:t xml:space="preserve"> Проверьте критерии:</w:t>
       </w:r>
     </w:p>
     <w:tbl>
@@ -6912,7 +6841,6 @@
           <w:color w:val="0F1115"/>
           <w:lang w:eastAsia="ru-RU"/>
         </w:rPr>
-        <w:lastRenderedPageBreak/>
         <w:t>Задание 2.2.</w:t>
       </w:r>
       <w:r>
@@ -6921,7 +6849,7 @@
           <w:color w:val="0F1115"/>
           <w:lang w:eastAsia="ru-RU"/>
         </w:rPr>
-        <w:t> Что нарушено?</w:t>
+        <w:t xml:space="preserve"> Что нарушено?</w:t>
       </w:r>
     </w:p>
     <w:p>
@@ -6979,7 +6907,7 @@
           <w:color w:val="0F1115"/>
           <w:lang w:eastAsia="ru-RU"/>
         </w:rPr>
-        <w:t> Подходит ли схема?</w:t>
+        <w:t xml:space="preserve"> Подходит ли схема?</w:t>
       </w:r>
     </w:p>
     <w:p>
@@ -7080,38 +7008,6 @@
           <w:color w:val="0F1115"/>
           <w:lang w:eastAsia="ru-RU"/>
         </w:rPr>
-        <w:drawing>
-          <wp:inline xmlns:a="http://schemas.openxmlformats.org/drawingml/2006/main" xmlns:pic="http://schemas.openxmlformats.org/drawingml/2006/picture">
-            <wp:extent cx="5940000" cy="2252061"/>
-            <wp:docPr id="3" name="Picture 3"/>
-            <wp:cNvGraphicFramePr>
-              <a:graphicFrameLocks noChangeAspect="1"/>
-            </wp:cNvGraphicFramePr>
-            <a:graphic>
-              <a:graphicData uri="http://schemas.openxmlformats.org/drawingml/2006/picture">
-                <pic:pic>
-                  <pic:nvPicPr>
-                    <pic:cNvPr id="0" name="2.png"/>
-                    <pic:cNvPicPr/>
-                  </pic:nvPicPr>
-                  <pic:blipFill>
-                    <a:blip r:embed="rId14"/>
-                    <a:stretch>
-                      <a:fillRect/>
-                    </a:stretch>
-                  </pic:blipFill>
-                  <pic:spPr>
-                    <a:xfrm>
-                      <a:off x="0" y="0"/>
-                      <a:ext cx="5940000" cy="2252061"/>
-                    </a:xfrm>
-                    <a:prstGeom prst="rect"/>
-                  </pic:spPr>
-                </pic:pic>
-              </a:graphicData>
-            </a:graphic>
-          </wp:inline>
-        </w:drawing>
       </w:r>
     </w:p>
     <w:p>
@@ -7335,7 +7231,7 @@
           <w:color w:val="0F1115"/>
           <w:lang w:eastAsia="ru-RU"/>
         </w:rPr>
-        <w:t> Проверьте критерии:</w:t>
+        <w:t xml:space="preserve"> Проверьте критерии:</w:t>
       </w:r>
     </w:p>
     <w:tbl>
@@ -8336,7 +8232,7 @@
           <w:color w:val="0F1115"/>
           <w:lang w:eastAsia="ru-RU"/>
         </w:rPr>
-        <w:t> Что нарушено?</w:t>
+        <w:t xml:space="preserve"> Что нарушено?</w:t>
       </w:r>
     </w:p>
     <w:p>
@@ -8394,7 +8290,7 @@
           <w:color w:val="0F1115"/>
           <w:lang w:eastAsia="ru-RU"/>
         </w:rPr>
-        <w:t> Подходит ли схема?</w:t>
+        <w:t xml:space="preserve"> Подходит ли схема?</w:t>
       </w:r>
     </w:p>
     <w:p>
@@ -8495,38 +8391,6 @@
           <w:color w:val="0F1115"/>
           <w:lang w:eastAsia="ru-RU"/>
         </w:rPr>
-        <w:drawing>
-          <wp:inline xmlns:a="http://schemas.openxmlformats.org/drawingml/2006/main" xmlns:pic="http://schemas.openxmlformats.org/drawingml/2006/picture">
-            <wp:extent cx="5940000" cy="2406125"/>
-            <wp:docPr id="4" name="Picture 4"/>
-            <wp:cNvGraphicFramePr>
-              <a:graphicFrameLocks noChangeAspect="1"/>
-            </wp:cNvGraphicFramePr>
-            <a:graphic>
-              <a:graphicData uri="http://schemas.openxmlformats.org/drawingml/2006/picture">
-                <pic:pic>
-                  <pic:nvPicPr>
-                    <pic:cNvPr id="0" name="3.png"/>
-                    <pic:cNvPicPr/>
-                  </pic:nvPicPr>
-                  <pic:blipFill>
-                    <a:blip r:embed="rId15"/>
-                    <a:stretch>
-                      <a:fillRect/>
-                    </a:stretch>
-                  </pic:blipFill>
-                  <pic:spPr>
-                    <a:xfrm>
-                      <a:off x="0" y="0"/>
-                      <a:ext cx="5940000" cy="2406125"/>
-                    </a:xfrm>
-                    <a:prstGeom prst="rect"/>
-                  </pic:spPr>
-                </pic:pic>
-              </a:graphicData>
-            </a:graphic>
-          </wp:inline>
-        </w:drawing>
       </w:r>
     </w:p>
     <w:p>
@@ -8914,7 +8778,7 @@
           <w:color w:val="0F1115"/>
           <w:lang w:eastAsia="ru-RU"/>
         </w:rPr>
-        <w:t> Проверьте критерии:</w:t>
+        <w:t xml:space="preserve"> Проверьте критерии:</w:t>
       </w:r>
     </w:p>
     <w:tbl>
@@ -9915,7 +9779,7 @@
           <w:color w:val="0F1115"/>
           <w:lang w:eastAsia="ru-RU"/>
         </w:rPr>
-        <w:t> Что нарушено?</w:t>
+        <w:t xml:space="preserve"> Что нарушено?</w:t>
       </w:r>
     </w:p>
     <w:p>
@@ -9973,7 +9837,7 @@
           <w:color w:val="0F1115"/>
           <w:lang w:eastAsia="ru-RU"/>
         </w:rPr>
-        <w:t> Подходит ли схема?</w:t>
+        <w:t xml:space="preserve"> Подходит ли схема?</w:t>
       </w:r>
     </w:p>
     <w:p>
@@ -10074,38 +9938,6 @@
           <w:color w:val="0F1115"/>
           <w:lang w:eastAsia="ru-RU"/>
         </w:rPr>
-        <w:drawing>
-          <wp:inline xmlns:a="http://schemas.openxmlformats.org/drawingml/2006/main" xmlns:pic="http://schemas.openxmlformats.org/drawingml/2006/picture">
-            <wp:extent cx="5940000" cy="3020752"/>
-            <wp:docPr id="5" name="Picture 5"/>
-            <wp:cNvGraphicFramePr>
-              <a:graphicFrameLocks noChangeAspect="1"/>
-            </wp:cNvGraphicFramePr>
-            <a:graphic>
-              <a:graphicData uri="http://schemas.openxmlformats.org/drawingml/2006/picture">
-                <pic:pic>
-                  <pic:nvPicPr>
-                    <pic:cNvPr id="0" name="4.png"/>
-                    <pic:cNvPicPr/>
-                  </pic:nvPicPr>
-                  <pic:blipFill>
-                    <a:blip r:embed="rId16"/>
-                    <a:stretch>
-                      <a:fillRect/>
-                    </a:stretch>
-                  </pic:blipFill>
-                  <pic:spPr>
-                    <a:xfrm>
-                      <a:off x="0" y="0"/>
-                      <a:ext cx="5940000" cy="3020752"/>
-                    </a:xfrm>
-                    <a:prstGeom prst="rect"/>
-                  </pic:spPr>
-                </pic:pic>
-              </a:graphicData>
-            </a:graphic>
-          </wp:inline>
-        </w:drawing>
       </w:r>
     </w:p>
     <w:p>
@@ -10154,7 +9986,6 @@
           <w:color w:val="0F1115"/>
           <w:lang w:eastAsia="ru-RU"/>
         </w:rPr>
-        <w:lastRenderedPageBreak/>
         <w:t>Схема 4:</w:t>
       </w:r>
     </w:p>
@@ -10371,7 +10202,7 @@
           <w:color w:val="0F1115"/>
           <w:lang w:eastAsia="ru-RU"/>
         </w:rPr>
-        <w:t> Проверьте критерии:</w:t>
+        <w:t xml:space="preserve"> Проверьте критерии:</w:t>
       </w:r>
     </w:p>
     <w:tbl>
@@ -11372,7 +11203,7 @@
           <w:color w:val="0F1115"/>
           <w:lang w:eastAsia="ru-RU"/>
         </w:rPr>
-        <w:t> Что нарушено?</w:t>
+        <w:t xml:space="preserve"> Что нарушено?</w:t>
       </w:r>
     </w:p>
     <w:p>
@@ -11430,7 +11261,7 @@
           <w:color w:val="0F1115"/>
           <w:lang w:eastAsia="ru-RU"/>
         </w:rPr>
-        <w:t> Подходит ли схема?</w:t>
+        <w:t xml:space="preserve"> Подходит ли схема?</w:t>
       </w:r>
     </w:p>
     <w:p>
@@ -11531,38 +11362,6 @@
           <w:color w:val="0F1115"/>
           <w:lang w:eastAsia="ru-RU"/>
         </w:rPr>
-        <w:drawing>
-          <wp:inline xmlns:a="http://schemas.openxmlformats.org/drawingml/2006/main" xmlns:pic="http://schemas.openxmlformats.org/drawingml/2006/picture">
-            <wp:extent cx="5940000" cy="2649467"/>
-            <wp:docPr id="6" name="Picture 6"/>
-            <wp:cNvGraphicFramePr>
-              <a:graphicFrameLocks noChangeAspect="1"/>
-            </wp:cNvGraphicFramePr>
-            <a:graphic>
-              <a:graphicData uri="http://schemas.openxmlformats.org/drawingml/2006/picture">
-                <pic:pic>
-                  <pic:nvPicPr>
-                    <pic:cNvPr id="0" name="5.png"/>
-                    <pic:cNvPicPr/>
-                  </pic:nvPicPr>
-                  <pic:blipFill>
-                    <a:blip r:embed="rId17"/>
-                    <a:stretch>
-                      <a:fillRect/>
-                    </a:stretch>
-                  </pic:blipFill>
-                  <pic:spPr>
-                    <a:xfrm>
-                      <a:off x="0" y="0"/>
-                      <a:ext cx="5940000" cy="2649467"/>
-                    </a:xfrm>
-                    <a:prstGeom prst="rect"/>
-                  </pic:spPr>
-                </pic:pic>
-              </a:graphicData>
-            </a:graphic>
-          </wp:inline>
-        </w:drawing>
       </w:r>
     </w:p>
     <w:p>
@@ -11737,7 +11536,6 @@
           <w:color w:val="0F1115"/>
           <w:lang w:eastAsia="ru-RU"/>
         </w:rPr>
-        <w:lastRenderedPageBreak/>
         <w:t>Задание 6.1.</w:t>
       </w:r>
       <w:r>
@@ -11746,7 +11544,7 @@
           <w:color w:val="0F1115"/>
           <w:lang w:eastAsia="ru-RU"/>
         </w:rPr>
-        <w:t> Проверьте критерии:</w:t>
+        <w:t xml:space="preserve"> Проверьте критерии:</w:t>
       </w:r>
     </w:p>
     <w:tbl>
@@ -12747,7 +12545,7 @@
           <w:color w:val="0F1115"/>
           <w:lang w:eastAsia="ru-RU"/>
         </w:rPr>
-        <w:t> Что нарушено?</w:t>
+        <w:t xml:space="preserve"> Что нарушено?</w:t>
       </w:r>
     </w:p>
     <w:p>
@@ -12805,7 +12603,7 @@
           <w:color w:val="0F1115"/>
           <w:lang w:eastAsia="ru-RU"/>
         </w:rPr>
-        <w:t> Подходит ли схема?</w:t>
+        <w:t xml:space="preserve"> Подходит ли схема?</w:t>
       </w:r>
     </w:p>
     <w:p>
@@ -12906,38 +12704,6 @@
           <w:color w:val="0F1115"/>
           <w:lang w:eastAsia="ru-RU"/>
         </w:rPr>
-        <w:drawing>
-          <wp:inline xmlns:a="http://schemas.openxmlformats.org/drawingml/2006/main" xmlns:pic="http://schemas.openxmlformats.org/drawingml/2006/picture">
-            <wp:extent cx="5940000" cy="2345153"/>
-            <wp:docPr id="7" name="Picture 7"/>
-            <wp:cNvGraphicFramePr>
-              <a:graphicFrameLocks noChangeAspect="1"/>
-            </wp:cNvGraphicFramePr>
-            <a:graphic>
-              <a:graphicData uri="http://schemas.openxmlformats.org/drawingml/2006/picture">
-                <pic:pic>
-                  <pic:nvPicPr>
-                    <pic:cNvPr id="0" name="6.png"/>
-                    <pic:cNvPicPr/>
-                  </pic:nvPicPr>
-                  <pic:blipFill>
-                    <a:blip r:embed="rId18"/>
-                    <a:stretch>
-                      <a:fillRect/>
-                    </a:stretch>
-                  </pic:blipFill>
-                  <pic:spPr>
-                    <a:xfrm>
-                      <a:off x="0" y="0"/>
-                      <a:ext cx="5940000" cy="2345153"/>
-                    </a:xfrm>
-                    <a:prstGeom prst="rect"/>
-                  </pic:spPr>
-                </pic:pic>
-              </a:graphicData>
-            </a:graphic>
-          </wp:inline>
-        </w:drawing>
       </w:r>
     </w:p>
     <w:p>
@@ -13243,7 +13009,7 @@
           <w:color w:val="0F1115"/>
           <w:lang w:eastAsia="ru-RU"/>
         </w:rPr>
-        <w:t> Проверьте критерии:</w:t>
+        <w:t xml:space="preserve"> Проверьте критерии:</w:t>
       </w:r>
     </w:p>
     <w:tbl>
@@ -13603,7 +13369,6 @@
                 <w:szCs w:val="23"/>
                 <w:lang w:eastAsia="ru-RU"/>
               </w:rPr>
-              <w:lastRenderedPageBreak/>
               <w:t>2</w:t>
             </w:r>
           </w:p>
@@ -14245,7 +14010,7 @@
           <w:color w:val="0F1115"/>
           <w:lang w:eastAsia="ru-RU"/>
         </w:rPr>
-        <w:t> Что нарушено?</w:t>
+        <w:t xml:space="preserve"> Что нарушено?</w:t>
       </w:r>
     </w:p>
     <w:p>
@@ -14303,7 +14068,7 @@
           <w:color w:val="0F1115"/>
           <w:lang w:eastAsia="ru-RU"/>
         </w:rPr>
-        <w:t> Подходит ли схема?</w:t>
+        <w:t xml:space="preserve"> Подходит ли схема?</w:t>
       </w:r>
     </w:p>
     <w:p>
@@ -14404,38 +14169,6 @@
           <w:color w:val="0F1115"/>
           <w:lang w:eastAsia="ru-RU"/>
         </w:rPr>
-        <w:drawing>
-          <wp:inline xmlns:a="http://schemas.openxmlformats.org/drawingml/2006/main" xmlns:pic="http://schemas.openxmlformats.org/drawingml/2006/picture">
-            <wp:extent cx="5940000" cy="2580802"/>
-            <wp:docPr id="8" name="Picture 8"/>
-            <wp:cNvGraphicFramePr>
-              <a:graphicFrameLocks noChangeAspect="1"/>
-            </wp:cNvGraphicFramePr>
-            <a:graphic>
-              <a:graphicData uri="http://schemas.openxmlformats.org/drawingml/2006/picture">
-                <pic:pic>
-                  <pic:nvPicPr>
-                    <pic:cNvPr id="0" name="7.png"/>
-                    <pic:cNvPicPr/>
-                  </pic:nvPicPr>
-                  <pic:blipFill>
-                    <a:blip r:embed="rId19"/>
-                    <a:stretch>
-                      <a:fillRect/>
-                    </a:stretch>
-                  </pic:blipFill>
-                  <pic:spPr>
-                    <a:xfrm>
-                      <a:off x="0" y="0"/>
-                      <a:ext cx="5940000" cy="2580802"/>
-                    </a:xfrm>
-                    <a:prstGeom prst="rect"/>
-                  </pic:spPr>
-                </pic:pic>
-              </a:graphicData>
-            </a:graphic>
-          </wp:inline>
-        </w:drawing>
       </w:r>
     </w:p>
     <w:p>
@@ -14492,7 +14225,7 @@
           <w:color w:val="0F1115"/>
           <w:lang w:eastAsia="ru-RU"/>
         </w:rPr>
-        <w:t> Заполните таблицу:</w:t>
+        <w:t xml:space="preserve"> Заполните таблицу:</w:t>
       </w:r>
     </w:p>
     <w:tbl>
@@ -15492,7 +15225,7 @@
           <w:color w:val="0F1115"/>
           <w:lang w:eastAsia="ru-RU"/>
         </w:rPr>
-        <w:t> Выберите неподходящие схемы:</w:t>
+        <w:t xml:space="preserve"> Выберите неподходящие схемы:</w:t>
       </w:r>
     </w:p>
     <w:p>
@@ -15513,7 +15246,6 @@
           <w:color w:val="0F1115"/>
           <w:lang w:eastAsia="ru-RU"/>
         </w:rPr>
-        <w:lastRenderedPageBreak/>
         <w:t>Ответ:</w:t>
       </w:r>
       <w:r>
@@ -15551,7 +15283,7 @@
           <w:color w:val="0F1115"/>
           <w:lang w:eastAsia="ru-RU"/>
         </w:rPr>
-        <w:t> Обоснуйте выбор:</w:t>
+        <w:t xml:space="preserve"> Обоснуйте выбор:</w:t>
       </w:r>
     </w:p>
     <w:p>
@@ -15630,38 +15362,6 @@
           <w:color w:val="0F1115"/>
           <w:lang w:eastAsia="ru-RU"/>
         </w:rPr>
-        <w:drawing>
-          <wp:inline xmlns:a="http://schemas.openxmlformats.org/drawingml/2006/main" xmlns:pic="http://schemas.openxmlformats.org/drawingml/2006/picture">
-            <wp:extent cx="5940000" cy="2267176"/>
-            <wp:docPr id="9" name="Picture 9"/>
-            <wp:cNvGraphicFramePr>
-              <a:graphicFrameLocks noChangeAspect="1"/>
-            </wp:cNvGraphicFramePr>
-            <a:graphic>
-              <a:graphicData uri="http://schemas.openxmlformats.org/drawingml/2006/picture">
-                <pic:pic>
-                  <pic:nvPicPr>
-                    <pic:cNvPr id="0" name="8.png"/>
-                    <pic:cNvPicPr/>
-                  </pic:nvPicPr>
-                  <pic:blipFill>
-                    <a:blip r:embed="rId20"/>
-                    <a:stretch>
-                      <a:fillRect/>
-                    </a:stretch>
-                  </pic:blipFill>
-                  <pic:spPr>
-                    <a:xfrm>
-                      <a:off x="0" y="0"/>
-                      <a:ext cx="5940000" cy="2267176"/>
-                    </a:xfrm>
-                    <a:prstGeom prst="rect"/>
-                  </pic:spPr>
-                </pic:pic>
-              </a:graphicData>
-            </a:graphic>
-          </wp:inline>
-        </w:drawing>
       </w:r>
     </w:p>
     <w:p>
@@ -15742,7 +15442,7 @@
           <w:color w:val="0F1115"/>
           <w:lang w:eastAsia="ru-RU"/>
         </w:rPr>
-        <w:t> Проанализируйте схему:</w:t>
+        <w:t xml:space="preserve"> Проанализируйте схему:</w:t>
       </w:r>
     </w:p>
     <w:p>
@@ -15946,38 +15646,6 @@
           <w:color w:val="0F1115"/>
           <w:lang w:eastAsia="ru-RU"/>
         </w:rPr>
-        <w:drawing>
-          <wp:inline xmlns:a="http://schemas.openxmlformats.org/drawingml/2006/main" xmlns:pic="http://schemas.openxmlformats.org/drawingml/2006/picture">
-            <wp:extent cx="5940000" cy="1020229"/>
-            <wp:docPr id="10" name="Picture 10"/>
-            <wp:cNvGraphicFramePr>
-              <a:graphicFrameLocks noChangeAspect="1"/>
-            </wp:cNvGraphicFramePr>
-            <a:graphic>
-              <a:graphicData uri="http://schemas.openxmlformats.org/drawingml/2006/picture">
-                <pic:pic>
-                  <pic:nvPicPr>
-                    <pic:cNvPr id="0" name="9.1.png"/>
-                    <pic:cNvPicPr/>
-                  </pic:nvPicPr>
-                  <pic:blipFill>
-                    <a:blip r:embed="rId21"/>
-                    <a:stretch>
-                      <a:fillRect/>
-                    </a:stretch>
-                  </pic:blipFill>
-                  <pic:spPr>
-                    <a:xfrm>
-                      <a:off x="0" y="0"/>
-                      <a:ext cx="5940000" cy="1020229"/>
-                    </a:xfrm>
-                    <a:prstGeom prst="rect"/>
-                  </pic:spPr>
-                </pic:pic>
-              </a:graphicData>
-            </a:graphic>
-          </wp:inline>
-        </w:drawing>
       </w:r>
     </w:p>
     <w:p>
@@ -16030,7 +15698,7 @@
           <w:color w:val="0F1115"/>
           <w:lang w:eastAsia="ru-RU"/>
         </w:rPr>
-        <w:t> Проанализируйте схему:</w:t>
+        <w:t xml:space="preserve"> Проанализируйте схему:</w:t>
       </w:r>
     </w:p>
     <w:p>
@@ -16316,38 +15984,6 @@
           <w:color w:val="0F1115"/>
           <w:lang w:eastAsia="ru-RU"/>
         </w:rPr>
-        <w:drawing>
-          <wp:inline xmlns:a="http://schemas.openxmlformats.org/drawingml/2006/main" xmlns:pic="http://schemas.openxmlformats.org/drawingml/2006/picture">
-            <wp:extent cx="5940000" cy="1246946"/>
-            <wp:docPr id="11" name="Picture 11"/>
-            <wp:cNvGraphicFramePr>
-              <a:graphicFrameLocks noChangeAspect="1"/>
-            </wp:cNvGraphicFramePr>
-            <a:graphic>
-              <a:graphicData uri="http://schemas.openxmlformats.org/drawingml/2006/picture">
-                <pic:pic>
-                  <pic:nvPicPr>
-                    <pic:cNvPr id="0" name="9.2.png"/>
-                    <pic:cNvPicPr/>
-                  </pic:nvPicPr>
-                  <pic:blipFill>
-                    <a:blip r:embed="rId22"/>
-                    <a:stretch>
-                      <a:fillRect/>
-                    </a:stretch>
-                  </pic:blipFill>
-                  <pic:spPr>
-                    <a:xfrm>
-                      <a:off x="0" y="0"/>
-                      <a:ext cx="5940000" cy="1246946"/>
-                    </a:xfrm>
-                    <a:prstGeom prst="rect"/>
-                  </pic:spPr>
-                </pic:pic>
-              </a:graphicData>
-            </a:graphic>
-          </wp:inline>
-        </w:drawing>
       </w:r>
     </w:p>
     <w:p>
@@ -16400,7 +16036,7 @@
           <w:color w:val="0F1115"/>
           <w:lang w:eastAsia="ru-RU"/>
         </w:rPr>
-        <w:t> Проанализируйте схему:</w:t>
+        <w:t xml:space="preserve"> Проанализируйте схему:</w:t>
       </w:r>
     </w:p>
     <w:p>
@@ -16464,7 +16100,6 @@
           <w:szCs w:val="20"/>
           <w:lang w:eastAsia="ru-RU"/>
         </w:rPr>
-        <w:lastRenderedPageBreak/>
         <w:t>roles(role_id, role_name)</w:t>
       </w:r>
     </w:p>
@@ -16851,38 +16486,6 @@
           <w:color w:val="0F1115"/>
           <w:lang w:eastAsia="ru-RU"/>
         </w:rPr>
-        <w:drawing>
-          <wp:inline xmlns:a="http://schemas.openxmlformats.org/drawingml/2006/main" xmlns:pic="http://schemas.openxmlformats.org/drawingml/2006/picture">
-            <wp:extent cx="5940000" cy="1947617"/>
-            <wp:docPr id="12" name="Picture 12"/>
-            <wp:cNvGraphicFramePr>
-              <a:graphicFrameLocks noChangeAspect="1"/>
-            </wp:cNvGraphicFramePr>
-            <a:graphic>
-              <a:graphicData uri="http://schemas.openxmlformats.org/drawingml/2006/picture">
-                <pic:pic>
-                  <pic:nvPicPr>
-                    <pic:cNvPr id="0" name="9.3.png"/>
-                    <pic:cNvPicPr/>
-                  </pic:nvPicPr>
-                  <pic:blipFill>
-                    <a:blip r:embed="rId23"/>
-                    <a:stretch>
-                      <a:fillRect/>
-                    </a:stretch>
-                  </pic:blipFill>
-                  <pic:spPr>
-                    <a:xfrm>
-                      <a:off x="0" y="0"/>
-                      <a:ext cx="5940000" cy="1947617"/>
-                    </a:xfrm>
-                    <a:prstGeom prst="rect"/>
-                  </pic:spPr>
-                </pic:pic>
-              </a:graphicData>
-            </a:graphic>
-          </wp:inline>
-        </w:drawing>
       </w:r>
     </w:p>
     <w:p>
@@ -16939,7 +16542,7 @@
           <w:color w:val="0F1115"/>
           <w:lang w:eastAsia="ru-RU"/>
         </w:rPr>
-        <w:t> Придумайте свою схему с нарушениями 3НФ и обоснуйте, что нарушено.</w:t>
+        <w:t xml:space="preserve"> Придумайте свою схему с нарушениями 3НФ и обоснуйте, что нарушено.</w:t>
       </w:r>
     </w:p>
     <w:p>
@@ -17225,38 +16828,6 @@
           <w:color w:val="0F1115"/>
           <w:lang w:eastAsia="ru-RU"/>
         </w:rPr>
-        <w:drawing>
-          <wp:inline xmlns:a="http://schemas.openxmlformats.org/drawingml/2006/main" xmlns:pic="http://schemas.openxmlformats.org/drawingml/2006/picture">
-            <wp:extent cx="5940000" cy="1379198"/>
-            <wp:docPr id="13" name="Picture 13"/>
-            <wp:cNvGraphicFramePr>
-              <a:graphicFrameLocks noChangeAspect="1"/>
-            </wp:cNvGraphicFramePr>
-            <a:graphic>
-              <a:graphicData uri="http://schemas.openxmlformats.org/drawingml/2006/picture">
-                <pic:pic>
-                  <pic:nvPicPr>
-                    <pic:cNvPr id="0" name="10.png"/>
-                    <pic:cNvPicPr/>
-                  </pic:nvPicPr>
-                  <pic:blipFill>
-                    <a:blip r:embed="rId24"/>
-                    <a:stretch>
-                      <a:fillRect/>
-                    </a:stretch>
-                  </pic:blipFill>
-                  <pic:spPr>
-                    <a:xfrm>
-                      <a:off x="0" y="0"/>
-                      <a:ext cx="5940000" cy="1379198"/>
-                    </a:xfrm>
-                    <a:prstGeom prst="rect"/>
-                  </pic:spPr>
-                </pic:pic>
-              </a:graphicData>
-            </a:graphic>
-          </wp:inline>
-        </w:drawing>
       </w:r>
     </w:p>
     <w:p>
@@ -17458,7 +17029,6 @@
           <w:color w:val="0F1115"/>
           <w:lang w:eastAsia="ru-RU"/>
         </w:rPr>
-        <w:lastRenderedPageBreak/>
         <w:t>4. Что такое частичная зависимость?</w:t>
       </w:r>
     </w:p>
@@ -19015,7 +18585,6 @@
                 <w:szCs w:val="23"/>
                 <w:lang w:eastAsia="ru-RU"/>
               </w:rPr>
-              <w:lastRenderedPageBreak/>
               <w:t>5</w:t>
             </w:r>
           </w:p>
@@ -19903,6 +19472,9 @@
                 <w:lang w:eastAsia="ru-RU"/>
               </w:rPr>
             </w:pPr>
+            <w:r>
+              <w:t>2</w:t>
+            </w:r>
           </w:p>
         </w:tc>
       </w:tr>
@@ -20028,6 +19600,9 @@
                 <w:lang w:eastAsia="ru-RU"/>
               </w:rPr>
             </w:pPr>
+            <w:r>
+              <w:t>2</w:t>
+            </w:r>
           </w:p>
         </w:tc>
       </w:tr>
@@ -20153,6 +19728,9 @@
                 <w:lang w:eastAsia="ru-RU"/>
               </w:rPr>
             </w:pPr>
+            <w:r>
+              <w:t>2</w:t>
+            </w:r>
           </w:p>
         </w:tc>
       </w:tr>
@@ -20278,6 +19856,9 @@
                 <w:lang w:eastAsia="ru-RU"/>
               </w:rPr>
             </w:pPr>
+            <w:r>
+              <w:t>2</w:t>
+            </w:r>
           </w:p>
         </w:tc>
       </w:tr>
@@ -20403,6 +19984,9 @@
                 <w:lang w:eastAsia="ru-RU"/>
               </w:rPr>
             </w:pPr>
+            <w:r>
+              <w:t>2</w:t>
+            </w:r>
           </w:p>
         </w:tc>
       </w:tr>
@@ -20528,6 +20112,9 @@
                 <w:lang w:eastAsia="ru-RU"/>
               </w:rPr>
             </w:pPr>
+            <w:r>
+              <w:t>2</w:t>
+            </w:r>
           </w:p>
         </w:tc>
       </w:tr>
@@ -20653,6 +20240,9 @@
                 <w:lang w:eastAsia="ru-RU"/>
               </w:rPr>
             </w:pPr>
+            <w:r>
+              <w:t>2</w:t>
+            </w:r>
           </w:p>
         </w:tc>
       </w:tr>
@@ -20686,7 +20276,6 @@
                 <w:szCs w:val="23"/>
                 <w:lang w:eastAsia="ru-RU"/>
               </w:rPr>
-              <w:lastRenderedPageBreak/>
               <w:t>8</w:t>
             </w:r>
           </w:p>
@@ -20779,6 +20368,9 @@
                 <w:lang w:eastAsia="ru-RU"/>
               </w:rPr>
             </w:pPr>
+            <w:r>
+              <w:t>2</w:t>
+            </w:r>
           </w:p>
         </w:tc>
       </w:tr>
@@ -20904,6 +20496,9 @@
                 <w:lang w:eastAsia="ru-RU"/>
               </w:rPr>
             </w:pPr>
+            <w:r>
+              <w:t>2</w:t>
+            </w:r>
           </w:p>
         </w:tc>
       </w:tr>
@@ -21029,6 +20624,9 @@
                 <w:lang w:eastAsia="ru-RU"/>
               </w:rPr>
             </w:pPr>
+            <w:r>
+              <w:t>2</w:t>
+            </w:r>
           </w:p>
         </w:tc>
       </w:tr>
@@ -21154,6 +20752,9 @@
                 <w:lang w:eastAsia="ru-RU"/>
               </w:rPr>
             </w:pPr>
+            <w:r>
+              <w:t>2</w:t>
+            </w:r>
           </w:p>
         </w:tc>
       </w:tr>
@@ -21279,6 +20880,9 @@
                 <w:lang w:eastAsia="ru-RU"/>
               </w:rPr>
             </w:pPr>
+            <w:r>
+              <w:t>2</w:t>
+            </w:r>
           </w:p>
         </w:tc>
       </w:tr>
@@ -21404,6 +21008,9 @@
                 <w:lang w:eastAsia="ru-RU"/>
               </w:rPr>
             </w:pPr>
+            <w:r>
+              <w:t>2</w:t>
+            </w:r>
           </w:p>
         </w:tc>
       </w:tr>
@@ -21524,6 +21131,9 @@
                 <w:lang w:eastAsia="ru-RU"/>
               </w:rPr>
             </w:pPr>
+            <w:r>
+              <w:t>26</w:t>
+            </w:r>
           </w:p>
         </w:tc>
       </w:tr>
@@ -21736,7 +21346,7 @@
           <w:color w:val="0F1115"/>
           <w:lang w:eastAsia="ru-RU"/>
         </w:rPr>
-        <w:t> </w:t>
+        <w:t xml:space="preserve"> </w:t>
       </w:r>
       <w:r>
         <w:rPr>
@@ -22499,7 +22109,6 @@
           <w:szCs w:val="20"/>
           <w:lang w:eastAsia="ru-RU"/>
         </w:rPr>
-        <w:lastRenderedPageBreak/>
         <w:t>git</w:t>
       </w:r>
       <w:r>
@@ -23895,7 +23504,7 @@
           <w:color w:val="0F1115"/>
           <w:lang w:eastAsia="ru-RU"/>
         </w:rPr>
-        <w:t>Тема: «Построение ER-диаграммы в </w:t>
+        <w:t xml:space="preserve">Тема: «Построение ER-диаграммы в </w:t>
       </w:r>
       <w:hyperlink r:id="rId7" w:tgtFrame="_blank" w:history="1">
         <w:r>
@@ -24005,7 +23614,6 @@
           <w:color w:val="0F1115"/>
           <w:lang w:eastAsia="ru-RU"/>
         </w:rPr>
-        <w:lastRenderedPageBreak/>
         <w:t>Обосновать выбор</w:t>
       </w:r>
     </w:p>
@@ -25669,7 +25277,6 @@
                 <w:szCs w:val="23"/>
                 <w:lang w:eastAsia="ru-RU"/>
               </w:rPr>
-              <w:lastRenderedPageBreak/>
               <w:t>№</w:t>
             </w:r>
           </w:p>
@@ -27087,7 +26694,7 @@
           <w:color w:val="0F1115"/>
           <w:lang w:eastAsia="ru-RU"/>
         </w:rPr>
-        <w:t> _________________</w:t>
+        <w:t xml:space="preserve"> _________________</w:t>
       </w:r>
       <w:r>
         <w:rPr>
@@ -27113,7 +26720,7 @@
           <w:color w:val="0F1115"/>
           <w:lang w:eastAsia="ru-RU"/>
         </w:rPr>
-        <w:t> _________________</w:t>
+        <w:t xml:space="preserve"> _________________</w:t>
       </w:r>
       <w:r>
         <w:rPr>
@@ -27139,7 +26746,7 @@
           <w:color w:val="0F1115"/>
           <w:lang w:eastAsia="ru-RU"/>
         </w:rPr>
-        <w:t> «___» __________ 2026 г.</w:t>
+        <w:t xml:space="preserve"> «___» __________ 2026 г.</w:t>
       </w:r>
     </w:p>
     <w:p>
@@ -27202,7 +26809,7 @@
           <w:color w:val="0F1115"/>
           <w:lang w:eastAsia="ru-RU"/>
         </w:rPr>
-        <w:t>Официальная документация PostgreSQL 18: </w:t>
+        <w:t xml:space="preserve">Официальная документация PostgreSQL 18: </w:t>
       </w:r>
       <w:hyperlink r:id="rId8" w:tgtFrame="_blank" w:history="1">
         <w:r>
@@ -27260,7 +26867,7 @@
           <w:color w:val="0F1115"/>
           <w:lang w:eastAsia="ru-RU"/>
         </w:rPr>
-        <w:t>Электронный тренажёр «Упражнения по SQL»: </w:t>
+        <w:t xml:space="preserve">Электронный тренажёр «Упражнения по SQL»: </w:t>
       </w:r>
       <w:hyperlink r:id="rId9" w:tgtFrame="_blank" w:history="1">
         <w:r>
@@ -27350,7 +26957,6 @@
           <w:color w:val="0F1115"/>
           <w:lang w:eastAsia="ru-RU"/>
         </w:rPr>
-        <w:lastRenderedPageBreak/>
         <w:t>Руководитель практики:</w:t>
       </w:r>
       <w:r>
@@ -27359,7 +26965,7 @@
           <w:color w:val="0F1115"/>
           <w:lang w:eastAsia="ru-RU"/>
         </w:rPr>
-        <w:t> _________________ / _______________</w:t>
+        <w:t xml:space="preserve"> _________________ / _______________</w:t>
       </w:r>
       <w:r>
         <w:rPr>
@@ -27385,7 +26991,7 @@
           <w:color w:val="0F1115"/>
           <w:lang w:eastAsia="ru-RU"/>
         </w:rPr>
-        <w:t> «___» __________ 2026 г.</w:t>
+        <w:t xml:space="preserve"> «___» __________ 2026 г.</w:t>
       </w:r>
     </w:p>
     <w:p/>
